--- a/templates/書類送付状_ヤマトライジング.docx
+++ b/templates/書類送付状_ヤマトライジング.docx
@@ -380,6 +380,9 @@
     </w:p>
     <w:p>
       <w:pPr>
+        <w:tabs>
+          <w:tab w:val="right" w:pos="8500"/>
+        </w:tabs>
         <w:ind w:firstLine="720"/>
         <w:rPr>
           <w:sz w:val="24"/>
@@ -394,15 +397,6 @@
           <w:lang w:eastAsia="zh-TW"/>
         </w:rPr>
         <w:t xml:space="preserve">■{{item_name}}</w:t>
-      </w:r>
-      <w:r>
-        <w:rPr>
-          <w:rFonts w:hint="eastAsia"/>
-          <w:sz w:val="24"/>
-          <w:szCs w:val="24"/>
-          <w:lang w:eastAsia="zh-TW"/>
-        </w:rPr>
-        <w:tab/>
       </w:r>
       <w:r>
         <w:rPr>
